--- a/260921_construction-period-review/meeting/deliverables/화면설계서_초안.docx
+++ b/260921_construction-period-review/meeting/deliverables/화면설계서_초안.docx
@@ -330,7 +330,7 @@
           <w:b w:val="0"/>
           <w:sz w:val="20"/>
         </w:rPr>
-        <w:t>상단 단계 표시줄(1 내역서·매핑 → 2 작업일수 → 3 기상·비작업일수 → 4 공정표 → 5 보고서)과 유틸(표준품셈 DB, 설정)로 구성. 어느 단계의 값을 바꿔도 이후 단계가 즉시 재계산된다.</w:t>
+        <w:t>첫 화면 「현장 목록」(다건 검토 현황)과 상단 단계 표시줄(1 내역서·매핑 → 2 작업일수 → 3 기상·비작업일수 → 4 공정표 → 5 보고서), 유틸(표준품셈 DB, 설정)로 구성. 어느 단계의 값을 바꿔도 이후 단계가 즉시 재계산된다.</w:t>
       </w:r>
     </w:p>
     <w:p>
@@ -498,6 +498,72 @@
                 <w:b w:val="0"/>
                 <w:sz w:val="18"/>
               </w:rPr>
+              <w:t>SCR-00</w:t>
+            </w:r>
+          </w:p>
+        </w:tc>
+        <w:tc>
+          <w:tcPr>
+            <w:tcW w:type="dxa" w:w="2494"/>
+          </w:tcPr>
+          <w:p>
+            <w:r/>
+            <w:r>
+              <w:rPr>
+                <w:rFonts w:ascii="맑은 고딕" w:hAnsi="맑은 고딕" w:eastAsia="맑은 고딕"/>
+                <w:b w:val="0"/>
+                <w:sz w:val="18"/>
+              </w:rPr>
+              <w:t>현장 목록 (다건 검토 현황)</w:t>
+            </w:r>
+          </w:p>
+        </w:tc>
+        <w:tc>
+          <w:tcPr>
+            <w:tcW w:type="dxa" w:w="4535"/>
+          </w:tcPr>
+          <w:p>
+            <w:r/>
+            <w:r>
+              <w:rPr>
+                <w:rFonts w:ascii="맑은 고딕" w:hAnsi="맑은 고딕" w:eastAsia="맑은 고딕"/>
+                <w:b w:val="0"/>
+                <w:sz w:val="18"/>
+              </w:rPr>
+              <w:t>여러 현장의 검토 건을 한 표에서 보고, 현장을 열어 그 건의 작업 상태로 들어간다.</w:t>
+            </w:r>
+          </w:p>
+        </w:tc>
+        <w:tc>
+          <w:tcPr>
+            <w:tcW w:type="dxa" w:w="1701"/>
+          </w:tcPr>
+          <w:p>
+            <w:r/>
+            <w:r>
+              <w:rPr>
+                <w:rFonts w:ascii="맑은 고딕" w:hAnsi="맑은 고딕" w:eastAsia="맑은 고딕"/>
+                <w:b w:val="0"/>
+                <w:sz w:val="18"/>
+              </w:rPr>
+              <w:t>REQ-06, REQ-13</w:t>
+            </w:r>
+          </w:p>
+        </w:tc>
+      </w:tr>
+      <w:tr>
+        <w:tc>
+          <w:tcPr>
+            <w:tcW w:type="dxa" w:w="907"/>
+          </w:tcPr>
+          <w:p>
+            <w:r/>
+            <w:r>
+              <w:rPr>
+                <w:rFonts w:ascii="맑은 고딕" w:hAnsi="맑은 고딕" w:eastAsia="맑은 고딕"/>
+                <w:b w:val="0"/>
+                <w:sz w:val="18"/>
+              </w:rPr>
               <w:t>SCR-01</w:t>
             </w:r>
           </w:p>
@@ -1244,7 +1310,7 @@
           <w:b w:val="0"/>
           <w:sz w:val="20"/>
         </w:rPr>
-        <w:t>내역서 업로드(SCR-01) → 매핑 검토(SCR-01b) → 작업일수(SCR-02) → 기상·비작업일수(SCR-03) → 공정표(SCR-04) → 보고서(SCR-05) → 저장·버전(SCR-08). 설정(SCR-06, SCR-06b)과 표준품셈 DB(SCR-07)는 어느 단계에서든 진입하며 변경 시 전 단계 재계산.</w:t>
+        <w:t>현장 목록(SCR-00) → 내역서 업로드(SCR-01) → 매핑 검토(SCR-01b) → 작업일수(SCR-02) → 기상·비작업일수(SCR-03) → 공정표(SCR-04) → 보고서(SCR-05) → 저장·버전(SCR-08). 설정(SCR-06, SCR-06b)과 표준품셈 DB(SCR-07)는 어느 단계에서든 진입하며 변경 시 전 단계 재계산.</w:t>
       </w:r>
     </w:p>
     <w:p>
@@ -1263,6 +1329,377 @@
         </w:rPr>
         <w:t>4. 화면별 상세</w:t>
       </w:r>
+    </w:p>
+    <w:p>
+      <w:pPr>
+        <w:spacing w:before="200" w:after="80"/>
+      </w:pPr>
+      <w:r>
+        <w:rPr>
+          <w:rFonts w:ascii="맑은 고딕" w:hAnsi="맑은 고딕" w:eastAsia="맑은 고딕"/>
+          <w:b/>
+          <w:color w:val="0F3D6E"/>
+          <w:sz w:val="24"/>
+        </w:rPr>
+        <w:t>SCR-00 현장 목록 (다건 검토 현황)</w:t>
+      </w:r>
+    </w:p>
+    <w:tbl>
+      <w:tblPr>
+        <w:tblStyle w:val="TableGrid"/>
+        <w:tblW w:type="auto" w:w="0"/>
+        <w:jc w:val="center"/>
+        <w:tblLook w:firstColumn="1" w:firstRow="1" w:lastColumn="0" w:lastRow="0" w:noHBand="0" w:noVBand="1" w:val="04A0"/>
+      </w:tblPr>
+      <w:tblGrid>
+        <w:gridCol w:w="4986"/>
+        <w:gridCol w:w="4986"/>
+      </w:tblGrid>
+      <w:tr>
+        <w:tc>
+          <w:tcPr>
+            <w:tcW w:type="dxa" w:w="1701"/>
+            <w:shd w:val="clear" w:color="auto" w:fill="EEF2F7"/>
+          </w:tcPr>
+          <w:p>
+            <w:r/>
+            <w:r>
+              <w:rPr>
+                <w:rFonts w:ascii="맑은 고딕" w:hAnsi="맑은 고딕" w:eastAsia="맑은 고딕"/>
+                <w:b/>
+                <w:sz w:val="18"/>
+              </w:rPr>
+              <w:t>항목</w:t>
+            </w:r>
+          </w:p>
+        </w:tc>
+        <w:tc>
+          <w:tcPr>
+            <w:tcW w:type="dxa" w:w="7937"/>
+            <w:shd w:val="clear" w:color="auto" w:fill="EEF2F7"/>
+          </w:tcPr>
+          <w:p>
+            <w:r/>
+            <w:r>
+              <w:rPr>
+                <w:rFonts w:ascii="맑은 고딕" w:hAnsi="맑은 고딕" w:eastAsia="맑은 고딕"/>
+                <w:b/>
+                <w:sz w:val="18"/>
+              </w:rPr>
+              <w:t>내용</w:t>
+            </w:r>
+          </w:p>
+        </w:tc>
+      </w:tr>
+      <w:tr>
+        <w:tc>
+          <w:tcPr>
+            <w:tcW w:type="dxa" w:w="1701"/>
+          </w:tcPr>
+          <w:p>
+            <w:r/>
+            <w:r>
+              <w:rPr>
+                <w:rFonts w:ascii="맑은 고딕" w:hAnsi="맑은 고딕" w:eastAsia="맑은 고딕"/>
+                <w:b w:val="0"/>
+                <w:sz w:val="18"/>
+              </w:rPr>
+              <w:t>목적</w:t>
+            </w:r>
+          </w:p>
+        </w:tc>
+        <w:tc>
+          <w:tcPr>
+            <w:tcW w:type="dxa" w:w="7937"/>
+          </w:tcPr>
+          <w:p>
+            <w:r/>
+            <w:r>
+              <w:rPr>
+                <w:rFonts w:ascii="맑은 고딕" w:hAnsi="맑은 고딕" w:eastAsia="맑은 고딕"/>
+                <w:b w:val="0"/>
+                <w:sz w:val="18"/>
+              </w:rPr>
+              <w:t>여러 현장의 검토 건을 한 표에서 보고, 현장을 열어 그 건의 작업 상태로 들어간다.</w:t>
+            </w:r>
+          </w:p>
+        </w:tc>
+      </w:tr>
+      <w:tr>
+        <w:tc>
+          <w:tcPr>
+            <w:tcW w:type="dxa" w:w="1701"/>
+          </w:tcPr>
+          <w:p>
+            <w:r/>
+            <w:r>
+              <w:rPr>
+                <w:rFonts w:ascii="맑은 고딕" w:hAnsi="맑은 고딕" w:eastAsia="맑은 고딕"/>
+                <w:b w:val="0"/>
+                <w:sz w:val="18"/>
+              </w:rPr>
+              <w:t>주요 동작</w:t>
+            </w:r>
+          </w:p>
+        </w:tc>
+        <w:tc>
+          <w:tcPr>
+            <w:tcW w:type="dxa" w:w="7937"/>
+          </w:tcPr>
+          <w:p>
+            <w:r/>
+            <w:r>
+              <w:rPr>
+                <w:rFonts w:ascii="맑은 고딕" w:hAnsi="맑은 고딕" w:eastAsia="맑은 고딕"/>
+                <w:b w:val="0"/>
+                <w:sz w:val="18"/>
+              </w:rPr>
+              <w:t>현장 클릭 또는 열기 → 그 현장의 내역서·매핑·선후행·보고서 상태 복원 → 단계 화면. 현장 추가 → 현장 편집 모달.</w:t>
+            </w:r>
+          </w:p>
+        </w:tc>
+      </w:tr>
+      <w:tr>
+        <w:tc>
+          <w:tcPr>
+            <w:tcW w:type="dxa" w:w="1701"/>
+          </w:tcPr>
+          <w:p>
+            <w:r/>
+            <w:r>
+              <w:rPr>
+                <w:rFonts w:ascii="맑은 고딕" w:hAnsi="맑은 고딕" w:eastAsia="맑은 고딕"/>
+                <w:b w:val="0"/>
+                <w:sz w:val="18"/>
+              </w:rPr>
+              <w:t>데이터 출처</w:t>
+            </w:r>
+          </w:p>
+        </w:tc>
+        <w:tc>
+          <w:tcPr>
+            <w:tcW w:type="dxa" w:w="7937"/>
+          </w:tcPr>
+          <w:p>
+            <w:r/>
+            <w:r>
+              <w:rPr>
+                <w:rFonts w:ascii="맑은 고딕" w:hAnsi="맑은 고딕" w:eastAsia="맑은 고딕"/>
+                <w:b w:val="0"/>
+                <w:sz w:val="18"/>
+              </w:rPr>
+              <w:t>현장 목록(브라우저 보관), 서버 DB reviews</w:t>
+            </w:r>
+          </w:p>
+        </w:tc>
+      </w:tr>
+      <w:tr>
+        <w:tc>
+          <w:tcPr>
+            <w:tcW w:type="dxa" w:w="1701"/>
+          </w:tcPr>
+          <w:p>
+            <w:r/>
+            <w:r>
+              <w:rPr>
+                <w:rFonts w:ascii="맑은 고딕" w:hAnsi="맑은 고딕" w:eastAsia="맑은 고딕"/>
+                <w:b w:val="0"/>
+                <w:sz w:val="18"/>
+              </w:rPr>
+              <w:t>관련 요구</w:t>
+            </w:r>
+          </w:p>
+        </w:tc>
+        <w:tc>
+          <w:tcPr>
+            <w:tcW w:type="dxa" w:w="7937"/>
+          </w:tcPr>
+          <w:p>
+            <w:r/>
+            <w:r>
+              <w:rPr>
+                <w:rFonts w:ascii="맑은 고딕" w:hAnsi="맑은 고딕" w:eastAsia="맑은 고딕"/>
+                <w:b w:val="0"/>
+                <w:sz w:val="18"/>
+              </w:rPr>
+              <w:t>REQ-06, REQ-13</w:t>
+            </w:r>
+          </w:p>
+        </w:tc>
+      </w:tr>
+    </w:tbl>
+    <w:p>
+      <w:pPr>
+        <w:spacing w:after="40"/>
+      </w:pPr>
+    </w:p>
+    <w:p>
+      <w:pPr>
+        <w:spacing w:after="40"/>
+      </w:pPr>
+      <w:r>
+        <w:rPr>
+          <w:rFonts w:ascii="맑은 고딕" w:hAnsi="맑은 고딕" w:eastAsia="맑은 고딕"/>
+          <w:b/>
+          <w:sz w:val="20"/>
+        </w:rPr>
+        <w:t>구성 영역</w:t>
+      </w:r>
+    </w:p>
+    <w:tbl>
+      <w:tblPr>
+        <w:tblStyle w:val="TableGrid"/>
+        <w:tblW w:type="auto" w:w="0"/>
+        <w:jc w:val="center"/>
+        <w:tblLook w:firstColumn="1" w:firstRow="1" w:lastColumn="0" w:lastRow="0" w:noHBand="0" w:noVBand="1" w:val="04A0"/>
+      </w:tblPr>
+      <w:tblGrid>
+        <w:gridCol w:w="4986"/>
+        <w:gridCol w:w="4986"/>
+      </w:tblGrid>
+      <w:tr>
+        <w:tc>
+          <w:tcPr>
+            <w:tcW w:type="dxa" w:w="2268"/>
+            <w:shd w:val="clear" w:color="auto" w:fill="EEF2F7"/>
+          </w:tcPr>
+          <w:p>
+            <w:r/>
+            <w:r>
+              <w:rPr>
+                <w:rFonts w:ascii="맑은 고딕" w:hAnsi="맑은 고딕" w:eastAsia="맑은 고딕"/>
+                <w:b/>
+                <w:sz w:val="18"/>
+              </w:rPr>
+              <w:t>영역</w:t>
+            </w:r>
+          </w:p>
+        </w:tc>
+        <w:tc>
+          <w:tcPr>
+            <w:tcW w:type="dxa" w:w="7370"/>
+            <w:shd w:val="clear" w:color="auto" w:fill="EEF2F7"/>
+          </w:tcPr>
+          <w:p>
+            <w:r/>
+            <w:r>
+              <w:rPr>
+                <w:rFonts w:ascii="맑은 고딕" w:hAnsi="맑은 고딕" w:eastAsia="맑은 고딕"/>
+                <w:b/>
+                <w:sz w:val="18"/>
+              </w:rPr>
+              <w:t>구성 요소·표시 내용</w:t>
+            </w:r>
+          </w:p>
+        </w:tc>
+      </w:tr>
+      <w:tr>
+        <w:tc>
+          <w:tcPr>
+            <w:tcW w:type="dxa" w:w="2268"/>
+          </w:tcPr>
+          <w:p>
+            <w:r/>
+            <w:r>
+              <w:rPr>
+                <w:rFonts w:ascii="맑은 고딕" w:hAnsi="맑은 고딕" w:eastAsia="맑은 고딕"/>
+                <w:b w:val="0"/>
+                <w:sz w:val="18"/>
+              </w:rPr>
+              <w:t>상단 요약</w:t>
+            </w:r>
+          </w:p>
+        </w:tc>
+        <w:tc>
+          <w:tcPr>
+            <w:tcW w:type="dxa" w:w="7370"/>
+          </w:tcPr>
+          <w:p>
+            <w:r/>
+            <w:r>
+              <w:rPr>
+                <w:rFonts w:ascii="맑은 고딕" w:hAnsi="맑은 고딕" w:eastAsia="맑은 고딕"/>
+                <w:b w:val="0"/>
+                <w:sz w:val="18"/>
+              </w:rPr>
+              <w:t>등록 현장 수, 산정 완료 건수, 서버 검토 건(승인·검토중), 이번 달 저장 건수</w:t>
+            </w:r>
+          </w:p>
+        </w:tc>
+      </w:tr>
+      <w:tr>
+        <w:tc>
+          <w:tcPr>
+            <w:tcW w:type="dxa" w:w="2268"/>
+          </w:tcPr>
+          <w:p>
+            <w:r/>
+            <w:r>
+              <w:rPr>
+                <w:rFonts w:ascii="맑은 고딕" w:hAnsi="맑은 고딕" w:eastAsia="맑은 고딕"/>
+                <w:b w:val="0"/>
+                <w:sz w:val="18"/>
+              </w:rPr>
+              <w:t>현장별 현황 표</w:t>
+            </w:r>
+          </w:p>
+        </w:tc>
+        <w:tc>
+          <w:tcPr>
+            <w:tcW w:type="dxa" w:w="7370"/>
+          </w:tcPr>
+          <w:p>
+            <w:r/>
+            <w:r>
+              <w:rPr>
+                <w:rFonts w:ascii="맑은 고딕" w:hAnsi="맑은 고딕" w:eastAsia="맑은 고딕"/>
+                <w:b w:val="0"/>
+                <w:sz w:val="18"/>
+              </w:rPr>
+              <w:t>현장·위치·기상 지점 / 착수·계획 공기·할증 여부 / 내역서·매핑 현황 / 산정 공기·주공정·계획 대비 / 판정 / 서버 상태·버전 / 열기·편집</w:t>
+            </w:r>
+          </w:p>
+        </w:tc>
+      </w:tr>
+      <w:tr>
+        <w:tc>
+          <w:tcPr>
+            <w:tcW w:type="dxa" w:w="2268"/>
+          </w:tcPr>
+          <w:p>
+            <w:r/>
+            <w:r>
+              <w:rPr>
+                <w:rFonts w:ascii="맑은 고딕" w:hAnsi="맑은 고딕" w:eastAsia="맑은 고딕"/>
+                <w:b w:val="0"/>
+                <w:sz w:val="18"/>
+              </w:rPr>
+              <w:t>서버 저장 검토 건 표</w:t>
+            </w:r>
+          </w:p>
+        </w:tc>
+        <w:tc>
+          <w:tcPr>
+            <w:tcW w:type="dxa" w:w="7370"/>
+          </w:tcPr>
+          <w:p>
+            <w:r/>
+            <w:r>
+              <w:rPr>
+                <w:rFonts w:ascii="맑은 고딕" w:hAnsi="맑은 고딕" w:eastAsia="맑은 고딕"/>
+                <w:b w:val="0"/>
+                <w:sz w:val="18"/>
+              </w:rPr>
+              <w:t>검토 건 번호·현장·내역서·상태·버전·산정 공기·판정·갱신 시각, 열기(버전 복원), 이력·버전 비교</w:t>
+            </w:r>
+          </w:p>
+        </w:tc>
+      </w:tr>
+    </w:tbl>
+    <w:p>
+      <w:pPr>
+        <w:spacing w:after="40"/>
+      </w:pPr>
     </w:p>
     <w:p>
       <w:pPr>

--- a/260921_construction-period-review/meeting/deliverables/화면설계서_초안.docx
+++ b/260921_construction-period-review/meeting/deliverables/화면설계서_초안.docx
@@ -43,7 +43,7 @@
           <w:color w:val="5A5A5A"/>
           <w:sz w:val="18"/>
         </w:rPr>
-        <w:t>공사기간 적정성 검토 보고서 자동 산정 프로그램 (1차 파일럿) · 작성일 2026-09-23 · 문서 상태: 초안(데모 기준 자동 생성, 착수 후 확정)</w:t>
+        <w:t>공사기간 적정성 검토 보고서 자동 산정 프로그램 (1차 파일럿) · 작성일 2026-09-28 · 문서 상태: 초안(데모 기준 자동 생성, 착수 후 확정)</w:t>
       </w:r>
     </w:p>
     <w:tbl>
@@ -292,7 +292,7 @@
                 <w:b w:val="0"/>
                 <w:sz w:val="18"/>
               </w:rPr>
-              <w:t>0.1 (초안, 2026-09-23) — 이 문서는 meeting/deliverables/gen_deliverables.py 의 데이터에서 생성됨</w:t>
+              <w:t>0.1 (초안, 2026-09-28) — 이 문서는 meeting/deliverables/gen_deliverables.py 의 데이터에서 생성됨</w:t>
             </w:r>
           </w:p>
         </w:tc>

--- a/260921_construction-period-review/meeting/deliverables/화면설계서_초안.docx
+++ b/260921_construction-period-review/meeting/deliverables/화면설계서_초안.docx
@@ -43,7 +43,7 @@
           <w:color w:val="5A5A5A"/>
           <w:sz w:val="18"/>
         </w:rPr>
-        <w:t>공사기간 적정성 검토 보고서 자동 산정 프로그램 (1차 파일럿) · 작성일 2026-09-28 · 문서 상태: 초안(데모 기준 자동 생성, 착수 후 확정)</w:t>
+        <w:t>공사기간 적정성 검토 보고서 자동 산정 프로그램 (1차 파일럿) · 작성일 2026-09-29 · 문서 상태: 초안(데모 기준 자동 생성, 착수 후 확정)</w:t>
       </w:r>
     </w:p>
     <w:tbl>
@@ -258,7 +258,7 @@
                 <w:b w:val="0"/>
                 <w:sz w:val="18"/>
               </w:rPr>
-              <w:t>건설공사 표준품셈(2026, 국토교통부 공고) · 공공 건설공사의 공사기간 산정기준(2019 훈령) · 2024 적정 공사기간 확보를 위한 가이드라인</w:t>
+              <w:t>건설공사 표준품셈(2026, 국토교통부 공고) · 공공 건설공사의 공사기간 산정기준(국토교통부고시 제2024-1021호) · 2026년 적정 공사기간 확보를 위한 가이드라인</w:t>
             </w:r>
           </w:p>
         </w:tc>
@@ -292,7 +292,7 @@
                 <w:b w:val="0"/>
                 <w:sz w:val="18"/>
               </w:rPr>
-              <w:t>0.1 (초안, 2026-09-28) — 이 문서는 meeting/deliverables/gen_deliverables.py 의 데이터에서 생성됨</w:t>
+              <w:t>0.1 (초안, 2026-09-29) — 이 문서는 meeting/deliverables/gen_deliverables.py 의 데이터에서 생성됨</w:t>
             </w:r>
           </w:p>
         </w:tc>
@@ -3446,7 +3446,7 @@
                 <w:b w:val="0"/>
                 <w:sz w:val="18"/>
               </w:rPr>
-              <w:t>룰 on/off·임계값·적용 공종 편집, 프리셋(국토부 2024 예시 / 발주사 기준), 휴일 처리 토글</w:t>
+              <w:t>룰 on/off·임계값·적용 공종 편집, 프리셋(국토부 2026 예시 / 발주사 기준), 휴일 처리 토글</w:t>
             </w:r>
           </w:p>
         </w:tc>
